--- a/Asset Log.docx
+++ b/Asset Log.docx
@@ -1,7 +1,492 @@
 
 <file path=word/document.xml><?xml version="1.0" encoding="utf-8"?>
-<w:document xmlns:wpc="http://schemas.microsoft.com/office/word/2010/wordprocessingCanvas" xmlns:cx="http://schemas.microsoft.com/office/drawing/2014/chartex" xmlns:cx1="http://schemas.microsoft.com/office/drawing/2015/9/8/chartex" xmlns:cx2="http://schemas.microsoft.com/office/drawing/2015/10/21/chartex" xmlns:cx3="http://schemas.microsoft.com/office/drawing/2016/5/9/chartex" xmlns:cx4="http://schemas.microsoft.com/office/drawing/2016/5/10/chartex" xmlns:cx5="http://schemas.microsoft.com/office/drawing/2016/5/11/chartex" xmlns:cx6="http://schemas.microsoft.com/office/drawing/2016/5/12/chartex" xmlns:cx7="http://schemas.microsoft.com/office/drawing/2016/5/13/chartex" xmlns:cx8="http://schemas.microsoft.com/office/drawing/2016/5/14/chartex" xmlns:mc="http://schemas.openxmlformats.org/markup-compatibility/2006" xmlns:aink="http://schemas.microsoft.com/office/drawing/2016/ink" xmlns:am3d="http://schemas.microsoft.com/office/drawing/2017/model3d" xmlns:o="urn:schemas-microsoft-com:office:office" xmlns:oel="http://schemas.microsoft.com/office/2019/extlst" xmlns:r="http://schemas.openxmlformats.org/officeDocument/2006/relationships" xmlns:m="http://schemas.openxmlformats.org/officeDocument/2006/math" xmlns:v="urn:schemas-microsoft-com:vml" xmlns:wp14="http://schemas.microsoft.com/office/word/2010/wordprocessingDrawing" xmlns:wp="http://schemas.openxmlformats.org/drawingml/2006/wordprocessingDrawing" xmlns:w10="urn:schemas-microsoft-com:office:word" xmlns:w="http://schemas.openxmlformats.org/wordprocessingml/2006/main" xmlns:w14="http://schemas.microsoft.com/office/word/2010/wordml" xmlns:w15="http://schemas.microsoft.com/office/word/2012/wordml" xmlns:w16cex="http://schemas.microsoft.com/office/word/2018/wordml/cex" xmlns:w16cid="http://schemas.microsoft.com/office/word/2016/wordml/cid" xmlns:w16="http://schemas.microsoft.com/office/word/2018/wordml" xmlns:w16sdtdh="http://schemas.microsoft.com/office/word/2020/wordml/sdtdatahash" xmlns:w16se="http://schemas.microsoft.com/office/word/2015/wordml/symex" xmlns:wpg="http://schemas.microsoft.com/office/word/2010/wordprocessingGroup" xmlns:wpi="http://schemas.microsoft.com/office/word/2010/wordprocessingInk" xmlns:wne="http://schemas.microsoft.com/office/word/2006/wordml" xmlns:wps="http://schemas.microsoft.com/office/word/2010/wordprocessingShape" mc:Ignorable="w14 w15 w16se w16cid w16 w16cex w16sdtdh wp14">
+<w:document xmlns:wpc="http://schemas.microsoft.com/office/word/2010/wordprocessingCanvas" xmlns:cx="http://schemas.microsoft.com/office/drawing/2014/chartex" xmlns:cx1="http://schemas.microsoft.com/office/drawing/2015/9/8/chartex" xmlns:cx2="http://schemas.microsoft.com/office/drawing/2015/10/21/chartex" xmlns:cx3="http://schemas.microsoft.com/office/drawing/2016/5/9/chartex" xmlns:cx4="http://schemas.microsoft.com/office/drawing/2016/5/10/chartex" xmlns:cx5="http://schemas.microsoft.com/office/drawing/2016/5/11/chartex" xmlns:cx6="http://schemas.microsoft.com/office/drawing/2016/5/12/chartex" xmlns:cx7="http://schemas.microsoft.com/office/drawing/2016/5/13/chartex" xmlns:cx8="http://schemas.microsoft.com/office/drawing/2016/5/14/chartex" xmlns:mc="http://schemas.openxmlformats.org/markup-compatibility/2006" xmlns:aink="http://schemas.microsoft.com/office/drawing/2016/ink" xmlns:am3d="http://schemas.microsoft.com/office/drawing/2017/model3d" xmlns:o="urn:schemas-microsoft-com:office:office" xmlns:r="http://schemas.openxmlformats.org/officeDocument/2006/relationships" xmlns:m="http://schemas.openxmlformats.org/officeDocument/2006/math" xmlns:v="urn:schemas-microsoft-com:vml" xmlns:wp14="http://schemas.microsoft.com/office/word/2010/wordprocessingDrawing" xmlns:wp="http://schemas.openxmlformats.org/drawingml/2006/wordprocessingDrawing" xmlns:w10="urn:schemas-microsoft-com:office:word" xmlns:w="http://schemas.openxmlformats.org/wordprocessingml/2006/main" xmlns:w14="http://schemas.microsoft.com/office/word/2010/wordml" xmlns:w15="http://schemas.microsoft.com/office/word/2012/wordml" xmlns:w16cex="http://schemas.microsoft.com/office/word/2018/wordml/cex" xmlns:w16cid="http://schemas.microsoft.com/office/word/2016/wordml/cid" xmlns:w16="http://schemas.microsoft.com/office/word/2018/wordml" xmlns:w16sdtdh="http://schemas.microsoft.com/office/word/2020/wordml/sdtdatahash" xmlns:w16se="http://schemas.microsoft.com/office/word/2015/wordml/symex" xmlns:wpg="http://schemas.microsoft.com/office/word/2010/wordprocessingGroup" xmlns:wpi="http://schemas.microsoft.com/office/word/2010/wordprocessingInk" xmlns:wne="http://schemas.microsoft.com/office/word/2006/wordml" xmlns:wps="http://schemas.microsoft.com/office/word/2010/wordprocessingShape" mc:Ignorable="w14 w15 w16se w16cid w16 w16cex w16sdtdh wp14">
   <w:body>
+    <w:sdt>
+      <w:sdtPr>
+        <w:id w:val="-1041205927"/>
+        <w:docPartObj>
+          <w:docPartGallery w:val="Cover Pages"/>
+          <w:docPartUnique/>
+        </w:docPartObj>
+      </w:sdtPr>
+      <w:sdtEndPr/>
+      <w:sdtContent>
+        <w:p>
+          <w:r>
+            <w:rPr>
+              <w:noProof/>
+            </w:rPr>
+            <mc:AlternateContent>
+              <mc:Choice Requires="wpg">
+                <w:drawing>
+                  <wp:anchor distT="0" distB="0" distL="114300" distR="114300" simplePos="0" relativeHeight="251659264" behindDoc="1" locked="0" layoutInCell="1" allowOverlap="1" wp14:anchorId="32D70DD5" wp14:editId="7F3A8230">
+                    <wp:simplePos x="0" y="0"/>
+                    <wp:positionH relativeFrom="page">
+                      <wp:align>center</wp:align>
+                    </wp:positionH>
+                    <wp:positionV relativeFrom="page">
+                      <wp:align>center</wp:align>
+                    </wp:positionV>
+                    <wp:extent cx="6864824" cy="9123528"/>
+                    <wp:effectExtent l="0" t="0" r="2540" b="635"/>
+                    <wp:wrapNone/>
+                    <wp:docPr id="193" name="Group 193"/>
+                    <wp:cNvGraphicFramePr/>
+                    <a:graphic xmlns:a="http://schemas.openxmlformats.org/drawingml/2006/main">
+                      <a:graphicData uri="http://schemas.microsoft.com/office/word/2010/wordprocessingGroup">
+                        <wpg:wgp>
+                          <wpg:cNvGrpSpPr/>
+                          <wpg:grpSpPr>
+                            <a:xfrm>
+                              <a:off x="0" y="0"/>
+                              <a:ext cx="6864824" cy="9123528"/>
+                              <a:chOff x="0" y="0"/>
+                              <a:chExt cx="6864824" cy="9123528"/>
+                            </a:xfrm>
+                          </wpg:grpSpPr>
+                          <wps:wsp>
+                            <wps:cNvPr id="194" name="Rectangle 194"/>
+                            <wps:cNvSpPr/>
+                            <wps:spPr>
+                              <a:xfrm>
+                                <a:off x="0" y="0"/>
+                                <a:ext cx="6858000" cy="1371600"/>
+                              </a:xfrm>
+                              <a:prstGeom prst="rect">
+                                <a:avLst/>
+                              </a:prstGeom>
+                              <a:solidFill>
+                                <a:schemeClr val="accent1"/>
+                              </a:solidFill>
+                              <a:ln>
+                                <a:noFill/>
+                              </a:ln>
+                            </wps:spPr>
+                            <wps:style>
+                              <a:lnRef idx="2">
+                                <a:schemeClr val="accent1">
+                                  <a:shade val="50000"/>
+                                </a:schemeClr>
+                              </a:lnRef>
+                              <a:fillRef idx="1">
+                                <a:schemeClr val="accent1"/>
+                              </a:fillRef>
+                              <a:effectRef idx="0">
+                                <a:schemeClr val="accent1"/>
+                              </a:effectRef>
+                              <a:fontRef idx="minor">
+                                <a:schemeClr val="lt1"/>
+                              </a:fontRef>
+                            </wps:style>
+                            <wps:bodyPr rot="0" spcFirstLastPara="0" vertOverflow="overflow" horzOverflow="overflow" vert="horz" wrap="square" lIns="91440" tIns="45720" rIns="91440" bIns="45720" numCol="1" spcCol="0" rtlCol="0" fromWordArt="0" anchor="ctr" anchorCtr="0" forceAA="0" compatLnSpc="1">
+                              <a:prstTxWarp prst="textNoShape">
+                                <a:avLst/>
+                              </a:prstTxWarp>
+                              <a:noAutofit/>
+                            </wps:bodyPr>
+                          </wps:wsp>
+                          <wps:wsp>
+                            <wps:cNvPr id="195" name="Rectangle 195"/>
+                            <wps:cNvSpPr/>
+                            <wps:spPr>
+                              <a:xfrm>
+                                <a:off x="0" y="4094328"/>
+                                <a:ext cx="6858000" cy="5029200"/>
+                              </a:xfrm>
+                              <a:prstGeom prst="rect">
+                                <a:avLst/>
+                              </a:prstGeom>
+                              <a:solidFill>
+                                <a:schemeClr val="accent1"/>
+                              </a:solidFill>
+                              <a:ln>
+                                <a:noFill/>
+                              </a:ln>
+                            </wps:spPr>
+                            <wps:style>
+                              <a:lnRef idx="2">
+                                <a:schemeClr val="accent1">
+                                  <a:shade val="50000"/>
+                                </a:schemeClr>
+                              </a:lnRef>
+                              <a:fillRef idx="1">
+                                <a:schemeClr val="accent1"/>
+                              </a:fillRef>
+                              <a:effectRef idx="0">
+                                <a:schemeClr val="accent1"/>
+                              </a:effectRef>
+                              <a:fontRef idx="minor">
+                                <a:schemeClr val="lt1"/>
+                              </a:fontRef>
+                            </wps:style>
+                            <wps:txbx>
+                              <w:txbxContent>
+                                <w:sdt>
+                                  <w:sdtPr>
+                                    <w:rPr>
+                                      <w:color w:val="FFFFFF" w:themeColor="background1"/>
+                                    </w:rPr>
+                                    <w:alias w:val="Author"/>
+                                    <w:tag w:val=""/>
+                                    <w:id w:val="945428907"/>
+                                    <w:dataBinding w:prefixMappings="xmlns:ns0='http://purl.org/dc/elements/1.1/' xmlns:ns1='http://schemas.openxmlformats.org/package/2006/metadata/core-properties' " w:xpath="/ns1:coreProperties[1]/ns0:creator[1]" w:storeItemID="{6C3C8BC8-F283-45AE-878A-BAB7291924A1}"/>
+                                    <w:text/>
+                                  </w:sdtPr>
+                                  <w:sdtEndPr/>
+                                  <w:sdtContent>
+                                    <w:p>
+                                      <w:pPr>
+                                        <w:pStyle w:val="NoSpacing"/>
+                                        <w:spacing w:before="120"/>
+                                        <w:jc w:val="center"/>
+                                        <w:rPr>
+                                          <w:color w:val="FFFFFF" w:themeColor="background1"/>
+                                        </w:rPr>
+                                      </w:pPr>
+                                      <w:r>
+                                        <w:rPr>
+                                          <w:color w:val="FFFFFF" w:themeColor="background1"/>
+                                        </w:rPr>
+                                        <w:t>NELSON OGODO</w:t>
+                                      </w:r>
+                                    </w:p>
+                                  </w:sdtContent>
+                                </w:sdt>
+                                <w:p>
+                                  <w:pPr>
+                                    <w:pStyle w:val="NoSpacing"/>
+                                    <w:spacing w:before="120"/>
+                                    <w:jc w:val="center"/>
+                                    <w:rPr>
+                                      <w:color w:val="FFFFFF" w:themeColor="background1"/>
+                                    </w:rPr>
+                                  </w:pPr>
+                                  <w:sdt>
+                                    <w:sdtPr>
+                                      <w:rPr>
+                                        <w:caps/>
+                                        <w:color w:val="FFFFFF" w:themeColor="background1"/>
+                                      </w:rPr>
+                                      <w:alias w:val="Company"/>
+                                      <w:tag w:val=""/>
+                                      <w:id w:val="1618182777"/>
+                                      <w:showingPlcHdr/>
+                                      <w:dataBinding w:prefixMappings="xmlns:ns0='http://schemas.openxmlformats.org/officeDocument/2006/extended-properties' " w:xpath="/ns0:Properties[1]/ns0:Company[1]" w:storeItemID="{6668398D-A668-4E3E-A5EB-62B293D839F1}"/>
+                                      <w:text/>
+                                    </w:sdtPr>
+                                    <w:sdtEndPr/>
+                                    <w:sdtContent>
+                                      <w:r>
+                                        <w:rPr>
+                                          <w:caps/>
+                                          <w:color w:val="FFFFFF" w:themeColor="background1"/>
+                                        </w:rPr>
+                                        <w:t xml:space="preserve">     </w:t>
+                                      </w:r>
+                                    </w:sdtContent>
+                                  </w:sdt>
+                                  <w:r>
+                                    <w:rPr>
+                                      <w:color w:val="FFFFFF" w:themeColor="background1"/>
+                                    </w:rPr>
+                                    <w:t>  </w:t>
+                                  </w:r>
+                                  <w:sdt>
+                                    <w:sdtPr>
+                                      <w:rPr>
+                                        <w:color w:val="FFFFFF" w:themeColor="background1"/>
+                                      </w:rPr>
+                                      <w:alias w:val="Address"/>
+                                      <w:tag w:val=""/>
+                                      <w:id w:val="-253358678"/>
+                                      <w:showingPlcHdr/>
+                                      <w:dataBinding w:prefixMappings="xmlns:ns0='http://schemas.microsoft.com/office/2006/coverPageProps' " w:xpath="/ns0:CoverPageProperties[1]/ns0:CompanyAddress[1]" w:storeItemID="{55AF091B-3C7A-41E3-B477-F2FDAA23CFDA}"/>
+                                      <w:text/>
+                                    </w:sdtPr>
+                                    <w:sdtEndPr/>
+                                    <w:sdtContent>
+                                      <w:r>
+                                        <w:rPr>
+                                          <w:color w:val="FFFFFF" w:themeColor="background1"/>
+                                        </w:rPr>
+                                        <w:t xml:space="preserve">     </w:t>
+                                      </w:r>
+                                    </w:sdtContent>
+                                  </w:sdt>
+                                </w:p>
+                              </w:txbxContent>
+                            </wps:txbx>
+                            <wps:bodyPr rot="0" spcFirstLastPara="0" vertOverflow="overflow" horzOverflow="overflow" vert="horz" wrap="square" lIns="457200" tIns="731520" rIns="457200" bIns="457200" numCol="1" spcCol="0" rtlCol="0" fromWordArt="0" anchor="b" anchorCtr="0" forceAA="0" compatLnSpc="1">
+                              <a:prstTxWarp prst="textNoShape">
+                                <a:avLst/>
+                              </a:prstTxWarp>
+                              <a:noAutofit/>
+                            </wps:bodyPr>
+                          </wps:wsp>
+                          <wps:wsp>
+                            <wps:cNvPr id="196" name="Text Box 196"/>
+                            <wps:cNvSpPr txBox="1"/>
+                            <wps:spPr>
+                              <a:xfrm>
+                                <a:off x="6824" y="1371600"/>
+                                <a:ext cx="6858000" cy="2722728"/>
+                              </a:xfrm>
+                              <a:prstGeom prst="rect">
+                                <a:avLst/>
+                              </a:prstGeom>
+                              <a:solidFill>
+                                <a:schemeClr val="bg1"/>
+                              </a:solidFill>
+                              <a:ln w="6350">
+                                <a:noFill/>
+                              </a:ln>
+                              <a:effectLst/>
+                            </wps:spPr>
+                            <wps:style>
+                              <a:lnRef idx="0">
+                                <a:schemeClr val="accent1"/>
+                              </a:lnRef>
+                              <a:fillRef idx="0">
+                                <a:schemeClr val="accent1"/>
+                              </a:fillRef>
+                              <a:effectRef idx="0">
+                                <a:schemeClr val="accent1"/>
+                              </a:effectRef>
+                              <a:fontRef idx="minor">
+                                <a:schemeClr val="dk1"/>
+                              </a:fontRef>
+                            </wps:style>
+                            <wps:txbx>
+                              <w:txbxContent>
+                                <w:sdt>
+                                  <w:sdtPr>
+                                    <w:rPr>
+                                      <w:rFonts w:asciiTheme="majorHAnsi" w:eastAsiaTheme="majorEastAsia" w:hAnsiTheme="majorHAnsi" w:cstheme="majorBidi"/>
+                                      <w:caps/>
+                                      <w:color w:val="4472C4" w:themeColor="accent1"/>
+                                      <w:sz w:val="72"/>
+                                      <w:szCs w:val="72"/>
+                                    </w:rPr>
+                                    <w:alias w:val="Title"/>
+                                    <w:tag w:val=""/>
+                                    <w:id w:val="-9991715"/>
+                                    <w:dataBinding w:prefixMappings="xmlns:ns0='http://purl.org/dc/elements/1.1/' xmlns:ns1='http://schemas.openxmlformats.org/package/2006/metadata/core-properties' " w:xpath="/ns1:coreProperties[1]/ns0:title[1]" w:storeItemID="{6C3C8BC8-F283-45AE-878A-BAB7291924A1}"/>
+                                    <w:text/>
+                                  </w:sdtPr>
+                                  <w:sdtEndPr/>
+                                  <w:sdtContent>
+                                    <w:p>
+                                      <w:pPr>
+                                        <w:pStyle w:val="NoSpacing"/>
+                                        <w:jc w:val="center"/>
+                                        <w:rPr>
+                                          <w:rFonts w:asciiTheme="majorHAnsi" w:eastAsiaTheme="majorEastAsia" w:hAnsiTheme="majorHAnsi" w:cstheme="majorBidi"/>
+                                          <w:caps/>
+                                          <w:color w:val="4472C4" w:themeColor="accent1"/>
+                                          <w:sz w:val="72"/>
+                                          <w:szCs w:val="72"/>
+                                        </w:rPr>
+                                      </w:pPr>
+                                      <w:r>
+                                        <w:rPr>
+                                          <w:rFonts w:asciiTheme="majorHAnsi" w:eastAsiaTheme="majorEastAsia" w:hAnsiTheme="majorHAnsi" w:cstheme="majorBidi"/>
+                                          <w:caps/>
+                                          <w:color w:val="4472C4" w:themeColor="accent1"/>
+                                          <w:sz w:val="72"/>
+                                          <w:szCs w:val="72"/>
+                                        </w:rPr>
+                                        <w:t>asset log</w:t>
+                                      </w:r>
+                                    </w:p>
+                                  </w:sdtContent>
+                                </w:sdt>
+                              </w:txbxContent>
+                            </wps:txbx>
+                            <wps:bodyPr rot="0" spcFirstLastPara="0" vertOverflow="overflow" horzOverflow="overflow" vert="horz" wrap="square" lIns="457200" tIns="91440" rIns="457200" bIns="91440" numCol="1" spcCol="0" rtlCol="0" fromWordArt="0" anchor="ctr" anchorCtr="0" forceAA="0" compatLnSpc="1">
+                              <a:prstTxWarp prst="textNoShape">
+                                <a:avLst/>
+                              </a:prstTxWarp>
+                              <a:noAutofit/>
+                            </wps:bodyPr>
+                          </wps:wsp>
+                        </wpg:wgp>
+                      </a:graphicData>
+                    </a:graphic>
+                    <wp14:sizeRelH relativeFrom="page">
+                      <wp14:pctWidth>88200</wp14:pctWidth>
+                    </wp14:sizeRelH>
+                    <wp14:sizeRelV relativeFrom="page">
+                      <wp14:pctHeight>90900</wp14:pctHeight>
+                    </wp14:sizeRelV>
+                  </wp:anchor>
+                </w:drawing>
+              </mc:Choice>
+              <mc:Fallback>
+                <w:pict>
+                  <v:group w14:anchorId="32D70DD5" id="Group 193" o:spid="_x0000_s1026" style="position:absolute;margin-left:0;margin-top:0;width:540.55pt;height:718.4pt;z-index:-251657216;mso-width-percent:882;mso-height-percent:909;mso-position-horizontal:center;mso-position-horizontal-relative:page;mso-position-vertical:center;mso-position-vertical-relative:page;mso-width-percent:882;mso-height-percent:909" coordsize="68648,91235" o:gfxdata="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">
+                    <v:rect id="Rectangle 194" o:spid="_x0000_s1027" style="position:absolute;width:68580;height:13716;visibility:visible;mso-wrap-style:square;v-text-anchor:middle" o:gfxdata="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" fillcolor="#4472c4 [3204]" stroked="f" strokeweight="1pt"/>
+                    <v:rect id="Rectangle 195" o:spid="_x0000_s1028" style="position:absolute;top:40943;width:68580;height:50292;visibility:visible;mso-wrap-style:square;v-text-anchor:bottom" o:gfxdata="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" fillcolor="#4472c4 [3204]" stroked="f" strokeweight="1pt">
+                      <v:textbox inset="36pt,57.6pt,36pt,36pt">
+                        <w:txbxContent>
+                          <w:sdt>
+                            <w:sdtPr>
+                              <w:rPr>
+                                <w:color w:val="FFFFFF" w:themeColor="background1"/>
+                              </w:rPr>
+                              <w:alias w:val="Author"/>
+                              <w:tag w:val=""/>
+                              <w:id w:val="945428907"/>
+                              <w:dataBinding w:prefixMappings="xmlns:ns0='http://purl.org/dc/elements/1.1/' xmlns:ns1='http://schemas.openxmlformats.org/package/2006/metadata/core-properties' " w:xpath="/ns1:coreProperties[1]/ns0:creator[1]" w:storeItemID="{6C3C8BC8-F283-45AE-878A-BAB7291924A1}"/>
+                              <w:text/>
+                            </w:sdtPr>
+                            <w:sdtContent>
+                              <w:p>
+                                <w:pPr>
+                                  <w:pStyle w:val="NoSpacing"/>
+                                  <w:spacing w:before="120"/>
+                                  <w:jc w:val="center"/>
+                                  <w:rPr>
+                                    <w:color w:val="FFFFFF" w:themeColor="background1"/>
+                                  </w:rPr>
+                                </w:pPr>
+                                <w:r>
+                                  <w:rPr>
+                                    <w:color w:val="FFFFFF" w:themeColor="background1"/>
+                                  </w:rPr>
+                                  <w:t>NELSON OGODO</w:t>
+                                </w:r>
+                              </w:p>
+                            </w:sdtContent>
+                          </w:sdt>
+                          <w:p>
+                            <w:pPr>
+                              <w:pStyle w:val="NoSpacing"/>
+                              <w:spacing w:before="120"/>
+                              <w:jc w:val="center"/>
+                              <w:rPr>
+                                <w:color w:val="FFFFFF" w:themeColor="background1"/>
+                              </w:rPr>
+                            </w:pPr>
+                            <w:sdt>
+                              <w:sdtPr>
+                                <w:rPr>
+                                  <w:caps/>
+                                  <w:color w:val="FFFFFF" w:themeColor="background1"/>
+                                </w:rPr>
+                                <w:alias w:val="Company"/>
+                                <w:tag w:val=""/>
+                                <w:id w:val="1618182777"/>
+                                <w:showingPlcHdr/>
+                                <w:dataBinding w:prefixMappings="xmlns:ns0='http://schemas.openxmlformats.org/officeDocument/2006/extended-properties' " w:xpath="/ns0:Properties[1]/ns0:Company[1]" w:storeItemID="{6668398D-A668-4E3E-A5EB-62B293D839F1}"/>
+                                <w:text/>
+                              </w:sdtPr>
+                              <w:sdtContent>
+                                <w:r>
+                                  <w:rPr>
+                                    <w:caps/>
+                                    <w:color w:val="FFFFFF" w:themeColor="background1"/>
+                                  </w:rPr>
+                                  <w:t xml:space="preserve">     </w:t>
+                                </w:r>
+                              </w:sdtContent>
+                            </w:sdt>
+                            <w:r>
+                              <w:rPr>
+                                <w:color w:val="FFFFFF" w:themeColor="background1"/>
+                              </w:rPr>
+                              <w:t>  </w:t>
+                            </w:r>
+                            <w:sdt>
+                              <w:sdtPr>
+                                <w:rPr>
+                                  <w:color w:val="FFFFFF" w:themeColor="background1"/>
+                                </w:rPr>
+                                <w:alias w:val="Address"/>
+                                <w:tag w:val=""/>
+                                <w:id w:val="-253358678"/>
+                                <w:showingPlcHdr/>
+                                <w:dataBinding w:prefixMappings="xmlns:ns0='http://schemas.microsoft.com/office/2006/coverPageProps' " w:xpath="/ns0:CoverPageProperties[1]/ns0:CompanyAddress[1]" w:storeItemID="{55AF091B-3C7A-41E3-B477-F2FDAA23CFDA}"/>
+                                <w:text/>
+                              </w:sdtPr>
+                              <w:sdtContent>
+                                <w:r>
+                                  <w:rPr>
+                                    <w:color w:val="FFFFFF" w:themeColor="background1"/>
+                                  </w:rPr>
+                                  <w:t xml:space="preserve">     </w:t>
+                                </w:r>
+                              </w:sdtContent>
+                            </w:sdt>
+                          </w:p>
+                        </w:txbxContent>
+                      </v:textbox>
+                    </v:rect>
+                    <v:shapetype id="_x0000_t202" coordsize="21600,21600" o:spt="202" path="m,l,21600r21600,l21600,xe">
+                      <v:stroke joinstyle="miter"/>
+                      <v:path gradientshapeok="t" o:connecttype="rect"/>
+                    </v:shapetype>
+                    <v:shape id="Text Box 196" o:spid="_x0000_s1029" type="#_x0000_t202" style="position:absolute;left:68;top:13716;width:68580;height:27227;visibility:visible;mso-wrap-style:square;v-text-anchor:middle" o:gfxdata="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" fillcolor="white [3212]" stroked="f" strokeweight=".5pt">
+                      <v:textbox inset="36pt,7.2pt,36pt,7.2pt">
+                        <w:txbxContent>
+                          <w:sdt>
+                            <w:sdtPr>
+                              <w:rPr>
+                                <w:rFonts w:asciiTheme="majorHAnsi" w:eastAsiaTheme="majorEastAsia" w:hAnsiTheme="majorHAnsi" w:cstheme="majorBidi"/>
+                                <w:caps/>
+                                <w:color w:val="4472C4" w:themeColor="accent1"/>
+                                <w:sz w:val="72"/>
+                                <w:szCs w:val="72"/>
+                              </w:rPr>
+                              <w:alias w:val="Title"/>
+                              <w:tag w:val=""/>
+                              <w:id w:val="-9991715"/>
+                              <w:dataBinding w:prefixMappings="xmlns:ns0='http://purl.org/dc/elements/1.1/' xmlns:ns1='http://schemas.openxmlformats.org/package/2006/metadata/core-properties' " w:xpath="/ns1:coreProperties[1]/ns0:title[1]" w:storeItemID="{6C3C8BC8-F283-45AE-878A-BAB7291924A1}"/>
+                              <w:text/>
+                            </w:sdtPr>
+                            <w:sdtContent>
+                              <w:p>
+                                <w:pPr>
+                                  <w:pStyle w:val="NoSpacing"/>
+                                  <w:jc w:val="center"/>
+                                  <w:rPr>
+                                    <w:rFonts w:asciiTheme="majorHAnsi" w:eastAsiaTheme="majorEastAsia" w:hAnsiTheme="majorHAnsi" w:cstheme="majorBidi"/>
+                                    <w:caps/>
+                                    <w:color w:val="4472C4" w:themeColor="accent1"/>
+                                    <w:sz w:val="72"/>
+                                    <w:szCs w:val="72"/>
+                                  </w:rPr>
+                                </w:pPr>
+                                <w:r>
+                                  <w:rPr>
+                                    <w:rFonts w:asciiTheme="majorHAnsi" w:eastAsiaTheme="majorEastAsia" w:hAnsiTheme="majorHAnsi" w:cstheme="majorBidi"/>
+                                    <w:caps/>
+                                    <w:color w:val="4472C4" w:themeColor="accent1"/>
+                                    <w:sz w:val="72"/>
+                                    <w:szCs w:val="72"/>
+                                  </w:rPr>
+                                  <w:t>asset log</w:t>
+                                </w:r>
+                              </w:p>
+                            </w:sdtContent>
+                          </w:sdt>
+                        </w:txbxContent>
+                      </v:textbox>
+                    </v:shape>
+                    <w10:wrap anchorx="page" anchory="page"/>
+                  </v:group>
+                </w:pict>
+              </mc:Fallback>
+            </mc:AlternateContent>
+          </w:r>
+        </w:p>
+        <w:p>
+          <w:r>
+            <w:br w:type="page"/>
+          </w:r>
+        </w:p>
+      </w:sdtContent>
+    </w:sdt>
     <w:p>
       <w:pPr>
         <w:rPr>
@@ -18,6 +503,7 @@
           <w:sz w:val="32"/>
           <w:szCs w:val="32"/>
         </w:rPr>
+        <w:lastRenderedPageBreak/>
         <w:t>Asset Log</w:t>
       </w:r>
     </w:p>
@@ -29,15 +515,15 @@
         <w:tblLook w:val="04A0" w:firstRow="1" w:lastRow="0" w:firstColumn="1" w:lastColumn="0" w:noHBand="0" w:noVBand="1"/>
       </w:tblPr>
       <w:tblGrid>
-        <w:gridCol w:w="2293"/>
-        <w:gridCol w:w="2357"/>
-        <w:gridCol w:w="2239"/>
-        <w:gridCol w:w="2127"/>
+        <w:gridCol w:w="2148"/>
+        <w:gridCol w:w="2261"/>
+        <w:gridCol w:w="2596"/>
+        <w:gridCol w:w="2011"/>
       </w:tblGrid>
       <w:tr>
         <w:tc>
           <w:tcPr>
-            <w:tcW w:w="2293" w:type="dxa"/>
+            <w:tcW w:w="2148" w:type="dxa"/>
           </w:tcPr>
           <w:p>
             <w:r>
@@ -47,7 +533,7 @@
         </w:tc>
         <w:tc>
           <w:tcPr>
-            <w:tcW w:w="2357" w:type="dxa"/>
+            <w:tcW w:w="2261" w:type="dxa"/>
           </w:tcPr>
           <w:p>
             <w:r>
@@ -57,7 +543,7 @@
         </w:tc>
         <w:tc>
           <w:tcPr>
-            <w:tcW w:w="2239" w:type="dxa"/>
+            <w:tcW w:w="2596" w:type="dxa"/>
           </w:tcPr>
           <w:p>
             <w:r>
@@ -67,7 +553,7 @@
         </w:tc>
         <w:tc>
           <w:tcPr>
-            <w:tcW w:w="2127" w:type="dxa"/>
+            <w:tcW w:w="2011" w:type="dxa"/>
           </w:tcPr>
           <w:p>
             <w:r>
@@ -79,114 +565,790 @@
       <w:tr>
         <w:tc>
           <w:tcPr>
-            <w:tcW w:w="2293" w:type="dxa"/>
-          </w:tcPr>
-          <w:p/>
-        </w:tc>
-        <w:tc>
-          <w:tcPr>
-            <w:tcW w:w="2357" w:type="dxa"/>
-          </w:tcPr>
-          <w:p/>
-        </w:tc>
-        <w:tc>
-          <w:tcPr>
-            <w:tcW w:w="2239" w:type="dxa"/>
-          </w:tcPr>
-          <w:p/>
-        </w:tc>
-        <w:tc>
-          <w:tcPr>
-            <w:tcW w:w="2127" w:type="dxa"/>
-          </w:tcPr>
-          <w:p/>
+            <w:tcW w:w="2148" w:type="dxa"/>
+            <w:hideMark/>
+          </w:tcPr>
+          <w:p>
+            <w:r>
+              <w:t>Honey Image</w:t>
+            </w:r>
+          </w:p>
+        </w:tc>
+        <w:tc>
+          <w:tcPr>
+            <w:tcW w:w="2261" w:type="dxa"/>
+            <w:hideMark/>
+          </w:tcPr>
+          <w:p>
+            <w:r>
+              <w:t>Product image for Organic Honey listing</w:t>
+            </w:r>
+          </w:p>
+        </w:tc>
+        <w:tc>
+          <w:tcPr>
+            <w:tcW w:w="2596" w:type="dxa"/>
+            <w:hideMark/>
+          </w:tcPr>
+          <w:p>
+            <w:hyperlink r:id="rId7" w:history="1">
+              <w:r>
+                <w:rPr>
+                  <w:rStyle w:val="Hyperlink"/>
+                </w:rPr>
+                <w:t xml:space="preserve">Honey Yellow Beekeeper - Free photo on </w:t>
+              </w:r>
+              <w:proofErr w:type="spellStart"/>
+              <w:r>
+                <w:rPr>
+                  <w:rStyle w:val="Hyperlink"/>
+                </w:rPr>
+                <w:t>Pixabay</w:t>
+              </w:r>
+              <w:proofErr w:type="spellEnd"/>
+            </w:hyperlink>
+          </w:p>
+        </w:tc>
+        <w:tc>
+          <w:tcPr>
+            <w:tcW w:w="2011" w:type="dxa"/>
+            <w:hideMark/>
+          </w:tcPr>
+          <w:p>
+            <w:r>
+              <w:t>22/04/2026</w:t>
+            </w:r>
+          </w:p>
         </w:tc>
       </w:tr>
       <w:tr>
         <w:tc>
           <w:tcPr>
-            <w:tcW w:w="2293" w:type="dxa"/>
-          </w:tcPr>
-          <w:p/>
-        </w:tc>
-        <w:tc>
-          <w:tcPr>
-            <w:tcW w:w="2357" w:type="dxa"/>
-          </w:tcPr>
-          <w:p/>
-        </w:tc>
-        <w:tc>
-          <w:tcPr>
-            <w:tcW w:w="2239" w:type="dxa"/>
-          </w:tcPr>
-          <w:p/>
-        </w:tc>
-        <w:tc>
-          <w:tcPr>
-            <w:tcW w:w="2127" w:type="dxa"/>
-          </w:tcPr>
-          <w:p/>
+            <w:tcW w:w="2148" w:type="dxa"/>
+            <w:hideMark/>
+          </w:tcPr>
+          <w:p>
+            <w:r>
+              <w:t>Eggs Image</w:t>
+            </w:r>
+          </w:p>
+        </w:tc>
+        <w:tc>
+          <w:tcPr>
+            <w:tcW w:w="2261" w:type="dxa"/>
+            <w:hideMark/>
+          </w:tcPr>
+          <w:p>
+            <w:r>
+              <w:t>Product image for Free-range Eggs listing</w:t>
+            </w:r>
+          </w:p>
+        </w:tc>
+        <w:tc>
+          <w:tcPr>
+            <w:tcW w:w="2596" w:type="dxa"/>
+            <w:hideMark/>
+          </w:tcPr>
+          <w:p>
+            <w:hyperlink r:id="rId8" w:history="1">
+              <w:r>
+                <w:rPr>
+                  <w:rStyle w:val="Hyperlink"/>
+                </w:rPr>
+                <w:t>3 Trays Free Range Eggs</w:t>
+              </w:r>
+            </w:hyperlink>
+          </w:p>
+        </w:tc>
+        <w:tc>
+          <w:tcPr>
+            <w:tcW w:w="2011" w:type="dxa"/>
+            <w:hideMark/>
+          </w:tcPr>
+          <w:p>
+            <w:r>
+              <w:t>22/04/2026</w:t>
+            </w:r>
+          </w:p>
         </w:tc>
       </w:tr>
       <w:tr>
         <w:tc>
           <w:tcPr>
-            <w:tcW w:w="2293" w:type="dxa"/>
-          </w:tcPr>
-          <w:p/>
-        </w:tc>
-        <w:tc>
-          <w:tcPr>
-            <w:tcW w:w="2357" w:type="dxa"/>
-          </w:tcPr>
-          <w:p/>
-        </w:tc>
-        <w:tc>
-          <w:tcPr>
-            <w:tcW w:w="2239" w:type="dxa"/>
-          </w:tcPr>
-          <w:p/>
-        </w:tc>
-        <w:tc>
-          <w:tcPr>
-            <w:tcW w:w="2127" w:type="dxa"/>
-          </w:tcPr>
-          <w:p/>
+            <w:tcW w:w="2148" w:type="dxa"/>
+            <w:hideMark/>
+          </w:tcPr>
+          <w:p>
+            <w:proofErr w:type="gramStart"/>
+            <w:r>
+              <w:t>Strawberr</w:t>
+            </w:r>
+            <w:r>
+              <w:t xml:space="preserve">y </w:t>
+            </w:r>
+            <w:r>
+              <w:t xml:space="preserve"> Image</w:t>
+            </w:r>
+            <w:proofErr w:type="gramEnd"/>
+          </w:p>
+        </w:tc>
+        <w:tc>
+          <w:tcPr>
+            <w:tcW w:w="2261" w:type="dxa"/>
+            <w:hideMark/>
+          </w:tcPr>
+          <w:p>
+            <w:r>
+              <w:t>Product image for Strawberries listing</w:t>
+            </w:r>
+          </w:p>
+        </w:tc>
+        <w:tc>
+          <w:tcPr>
+            <w:tcW w:w="2596" w:type="dxa"/>
+            <w:hideMark/>
+          </w:tcPr>
+          <w:p>
+            <w:hyperlink r:id="rId9" w:anchor="fromView=keyword&amp;page=2&amp;position=20&amp;uuid=5aeda8fa-aa8b-44ac-9bb5-e219993df320&amp;query=Strawberry" w:history="1">
+              <w:r>
+                <w:rPr>
+                  <w:rStyle w:val="Hyperlink"/>
+                </w:rPr>
+                <w:t>Top view fresh strawberry with basil | Free Photo</w:t>
+              </w:r>
+            </w:hyperlink>
+          </w:p>
+        </w:tc>
+        <w:tc>
+          <w:tcPr>
+            <w:tcW w:w="2011" w:type="dxa"/>
+            <w:hideMark/>
+          </w:tcPr>
+          <w:p>
+            <w:r>
+              <w:t>22/04/2026</w:t>
+            </w:r>
+          </w:p>
         </w:tc>
       </w:tr>
       <w:tr>
         <w:tc>
           <w:tcPr>
-            <w:tcW w:w="2293" w:type="dxa"/>
-          </w:tcPr>
-          <w:p/>
-        </w:tc>
-        <w:tc>
-          <w:tcPr>
-            <w:tcW w:w="2357" w:type="dxa"/>
-          </w:tcPr>
-          <w:p/>
-        </w:tc>
-        <w:tc>
-          <w:tcPr>
-            <w:tcW w:w="2239" w:type="dxa"/>
-          </w:tcPr>
-          <w:p/>
-        </w:tc>
-        <w:tc>
-          <w:tcPr>
-            <w:tcW w:w="2127" w:type="dxa"/>
-          </w:tcPr>
-          <w:p/>
+            <w:tcW w:w="2148" w:type="dxa"/>
+            <w:hideMark/>
+          </w:tcPr>
+          <w:p>
+            <w:r>
+              <w:t>Chicken Imag</w:t>
+            </w:r>
+            <w:r>
+              <w:t>e</w:t>
+            </w:r>
+          </w:p>
+        </w:tc>
+        <w:tc>
+          <w:tcPr>
+            <w:tcW w:w="2261" w:type="dxa"/>
+            <w:hideMark/>
+          </w:tcPr>
+          <w:p>
+            <w:r>
+              <w:t>Product image for Free-range Chicken listing</w:t>
+            </w:r>
+          </w:p>
+        </w:tc>
+        <w:tc>
+          <w:tcPr>
+            <w:tcW w:w="2596" w:type="dxa"/>
+            <w:hideMark/>
+          </w:tcPr>
+          <w:p>
+            <w:hyperlink r:id="rId10" w:history="1">
+              <w:r>
+                <w:rPr>
+                  <w:rStyle w:val="Hyperlink"/>
+                </w:rPr>
+                <w:t>Free Range Chicken - Boyles Butchers</w:t>
+              </w:r>
+            </w:hyperlink>
+          </w:p>
+        </w:tc>
+        <w:tc>
+          <w:tcPr>
+            <w:tcW w:w="2011" w:type="dxa"/>
+            <w:hideMark/>
+          </w:tcPr>
+          <w:p>
+            <w:r>
+              <w:t>22/04/2026</w:t>
+            </w:r>
+          </w:p>
+        </w:tc>
+      </w:tr>
+      <w:tr>
+        <w:tc>
+          <w:tcPr>
+            <w:tcW w:w="2148" w:type="dxa"/>
+            <w:hideMark/>
+          </w:tcPr>
+          <w:p>
+            <w:r>
+              <w:t>Fresh Milk Image</w:t>
+            </w:r>
+          </w:p>
+        </w:tc>
+        <w:tc>
+          <w:tcPr>
+            <w:tcW w:w="2261" w:type="dxa"/>
+            <w:hideMark/>
+          </w:tcPr>
+          <w:p>
+            <w:r>
+              <w:t>Product image for Fresh Milk listing</w:t>
+            </w:r>
+          </w:p>
+        </w:tc>
+        <w:tc>
+          <w:tcPr>
+            <w:tcW w:w="2596" w:type="dxa"/>
+            <w:hideMark/>
+          </w:tcPr>
+          <w:p>
+            <w:hyperlink r:id="rId11" w:history="1">
+              <w:r>
+                <w:rPr>
+                  <w:rStyle w:val="Hyperlink"/>
+                </w:rPr>
+                <w:t>Fresh Milk</w:t>
+              </w:r>
+            </w:hyperlink>
+          </w:p>
+        </w:tc>
+        <w:tc>
+          <w:tcPr>
+            <w:tcW w:w="2011" w:type="dxa"/>
+            <w:hideMark/>
+          </w:tcPr>
+          <w:p>
+            <w:r>
+              <w:t>22/04/2026</w:t>
+            </w:r>
+          </w:p>
+        </w:tc>
+      </w:tr>
+      <w:tr>
+        <w:tc>
+          <w:tcPr>
+            <w:tcW w:w="2148" w:type="dxa"/>
+            <w:hideMark/>
+          </w:tcPr>
+          <w:p>
+            <w:r>
+              <w:t>Carrots Image</w:t>
+            </w:r>
+          </w:p>
+        </w:tc>
+        <w:tc>
+          <w:tcPr>
+            <w:tcW w:w="2261" w:type="dxa"/>
+            <w:hideMark/>
+          </w:tcPr>
+          <w:p>
+            <w:r>
+              <w:t>Product image for Organic Carrots listing</w:t>
+            </w:r>
+          </w:p>
+        </w:tc>
+        <w:tc>
+          <w:tcPr>
+            <w:tcW w:w="2596" w:type="dxa"/>
+            <w:hideMark/>
+          </w:tcPr>
+          <w:p>
+            <w:hyperlink r:id="rId12" w:history="1">
+              <w:r>
+                <w:rPr>
+                  <w:rStyle w:val="Hyperlink"/>
+                </w:rPr>
+                <w:t>- Pure Line Seeds</w:t>
+              </w:r>
+            </w:hyperlink>
+          </w:p>
+        </w:tc>
+        <w:tc>
+          <w:tcPr>
+            <w:tcW w:w="2011" w:type="dxa"/>
+            <w:hideMark/>
+          </w:tcPr>
+          <w:p>
+            <w:r>
+              <w:t>22/04/2026</w:t>
+            </w:r>
+          </w:p>
+        </w:tc>
+      </w:tr>
+      <w:tr>
+        <w:tc>
+          <w:tcPr>
+            <w:tcW w:w="2148" w:type="dxa"/>
+            <w:hideMark/>
+          </w:tcPr>
+          <w:p>
+            <w:r>
+              <w:t>Potatoes Image</w:t>
+            </w:r>
+          </w:p>
+        </w:tc>
+        <w:tc>
+          <w:tcPr>
+            <w:tcW w:w="2261" w:type="dxa"/>
+            <w:hideMark/>
+          </w:tcPr>
+          <w:p>
+            <w:r>
+              <w:t>Product image for Potatoes listing</w:t>
+            </w:r>
+          </w:p>
+        </w:tc>
+        <w:tc>
+          <w:tcPr>
+            <w:tcW w:w="2596" w:type="dxa"/>
+            <w:hideMark/>
+          </w:tcPr>
+          <w:p>
+            <w:hyperlink r:id="rId13" w:history="1">
+              <w:r>
+                <w:rPr>
+                  <w:rStyle w:val="Hyperlink"/>
+                </w:rPr>
+                <w:t xml:space="preserve">Potato Texture Arranged </w:t>
+              </w:r>
+              <w:proofErr w:type="gramStart"/>
+              <w:r>
+                <w:rPr>
+                  <w:rStyle w:val="Hyperlink"/>
+                </w:rPr>
+                <w:t>In</w:t>
+              </w:r>
+              <w:proofErr w:type="gramEnd"/>
+              <w:r>
+                <w:rPr>
+                  <w:rStyle w:val="Hyperlink"/>
+                </w:rPr>
+                <w:t xml:space="preserve"> A Beautiful Background Stock Photo - Download Image Now - Prepared Potato, Raw Potato, Warehouse - iStock</w:t>
+              </w:r>
+            </w:hyperlink>
+          </w:p>
+        </w:tc>
+        <w:tc>
+          <w:tcPr>
+            <w:tcW w:w="2011" w:type="dxa"/>
+            <w:hideMark/>
+          </w:tcPr>
+          <w:p>
+            <w:r>
+              <w:t>22/04/2026</w:t>
+            </w:r>
+          </w:p>
+        </w:tc>
+      </w:tr>
+      <w:tr>
+        <w:tc>
+          <w:tcPr>
+            <w:tcW w:w="2148" w:type="dxa"/>
+            <w:hideMark/>
+          </w:tcPr>
+          <w:p>
+            <w:r>
+              <w:t>Blueberries Image</w:t>
+            </w:r>
+          </w:p>
+        </w:tc>
+        <w:tc>
+          <w:tcPr>
+            <w:tcW w:w="2261" w:type="dxa"/>
+            <w:hideMark/>
+          </w:tcPr>
+          <w:p>
+            <w:r>
+              <w:t>Product image for Blueberries listing</w:t>
+            </w:r>
+          </w:p>
+        </w:tc>
+        <w:tc>
+          <w:tcPr>
+            <w:tcW w:w="2596" w:type="dxa"/>
+            <w:hideMark/>
+          </w:tcPr>
+          <w:p>
+            <w:hyperlink r:id="rId14" w:anchor="google_vignette" w:history="1">
+              <w:r>
+                <w:rPr>
+                  <w:rStyle w:val="Hyperlink"/>
+                </w:rPr>
+                <w:t xml:space="preserve">Berry Wallpapers - Top Free Berry Backgrounds - </w:t>
+              </w:r>
+              <w:proofErr w:type="spellStart"/>
+              <w:r>
+                <w:rPr>
+                  <w:rStyle w:val="Hyperlink"/>
+                </w:rPr>
+                <w:t>WallpaperAccess</w:t>
+              </w:r>
+              <w:proofErr w:type="spellEnd"/>
+            </w:hyperlink>
+          </w:p>
+        </w:tc>
+        <w:tc>
+          <w:tcPr>
+            <w:tcW w:w="2011" w:type="dxa"/>
+            <w:hideMark/>
+          </w:tcPr>
+          <w:p>
+            <w:r>
+              <w:t>22/04/2026</w:t>
+            </w:r>
+          </w:p>
+        </w:tc>
+      </w:tr>
+      <w:tr>
+        <w:tc>
+          <w:tcPr>
+            <w:tcW w:w="2148" w:type="dxa"/>
+            <w:hideMark/>
+          </w:tcPr>
+          <w:p>
+            <w:r>
+              <w:t>Pork Image</w:t>
+            </w:r>
+          </w:p>
+        </w:tc>
+        <w:tc>
+          <w:tcPr>
+            <w:tcW w:w="2261" w:type="dxa"/>
+            <w:hideMark/>
+          </w:tcPr>
+          <w:p>
+            <w:r>
+              <w:t>Product image for Pork listing</w:t>
+            </w:r>
+          </w:p>
+        </w:tc>
+        <w:tc>
+          <w:tcPr>
+            <w:tcW w:w="2596" w:type="dxa"/>
+            <w:hideMark/>
+          </w:tcPr>
+          <w:p>
+            <w:hyperlink r:id="rId15" w:history="1">
+              <w:r>
+                <w:rPr>
+                  <w:rStyle w:val="Hyperlink"/>
+                </w:rPr>
+                <w:t>Pre-Order Free-Range Pork Packs – Green Connect</w:t>
+              </w:r>
+            </w:hyperlink>
+          </w:p>
+        </w:tc>
+        <w:tc>
+          <w:tcPr>
+            <w:tcW w:w="2011" w:type="dxa"/>
+            <w:hideMark/>
+          </w:tcPr>
+          <w:p>
+            <w:r>
+              <w:t>22/04/2026</w:t>
+            </w:r>
+          </w:p>
+        </w:tc>
+      </w:tr>
+      <w:tr>
+        <w:tc>
+          <w:tcPr>
+            <w:tcW w:w="2148" w:type="dxa"/>
+            <w:hideMark/>
+          </w:tcPr>
+          <w:p>
+            <w:r>
+              <w:t>Lettuce Image</w:t>
+            </w:r>
+          </w:p>
+        </w:tc>
+        <w:tc>
+          <w:tcPr>
+            <w:tcW w:w="2261" w:type="dxa"/>
+            <w:hideMark/>
+          </w:tcPr>
+          <w:p>
+            <w:r>
+              <w:t>Product image for Organic Lettuce listing</w:t>
+            </w:r>
+          </w:p>
+        </w:tc>
+        <w:tc>
+          <w:tcPr>
+            <w:tcW w:w="2596" w:type="dxa"/>
+            <w:hideMark/>
+          </w:tcPr>
+          <w:p>
+            <w:hyperlink r:id="rId16" w:history="1">
+              <w:r>
+                <w:rPr>
+                  <w:rStyle w:val="Hyperlink"/>
+                </w:rPr>
+                <w:t xml:space="preserve">Organic Lettuce (1kg) – </w:t>
+              </w:r>
+              <w:proofErr w:type="spellStart"/>
+              <w:r>
+                <w:rPr>
+                  <w:rStyle w:val="Hyperlink"/>
+                </w:rPr>
+                <w:t>BioPhap</w:t>
+              </w:r>
+              <w:proofErr w:type="spellEnd"/>
+            </w:hyperlink>
+          </w:p>
+        </w:tc>
+        <w:tc>
+          <w:tcPr>
+            <w:tcW w:w="2011" w:type="dxa"/>
+            <w:hideMark/>
+          </w:tcPr>
+          <w:p>
+            <w:r>
+              <w:t>22/04/2026</w:t>
+            </w:r>
+          </w:p>
+        </w:tc>
+      </w:tr>
+      <w:tr>
+        <w:tc>
+          <w:tcPr>
+            <w:tcW w:w="2148" w:type="dxa"/>
+            <w:hideMark/>
+          </w:tcPr>
+          <w:p>
+            <w:r>
+              <w:t>Bootstrap 5</w:t>
+            </w:r>
+          </w:p>
+        </w:tc>
+        <w:tc>
+          <w:tcPr>
+            <w:tcW w:w="2261" w:type="dxa"/>
+            <w:hideMark/>
+          </w:tcPr>
+          <w:p>
+            <w:r>
+              <w:t xml:space="preserve">CSS/JS framework used for responsive layout, navbar, </w:t>
+            </w:r>
+            <w:proofErr w:type="spellStart"/>
+            <w:r>
+              <w:t>offcanvas</w:t>
+            </w:r>
+            <w:proofErr w:type="spellEnd"/>
+            <w:r>
+              <w:t xml:space="preserve"> sidebar and dropdowns</w:t>
+            </w:r>
+          </w:p>
+        </w:tc>
+        <w:tc>
+          <w:tcPr>
+            <w:tcW w:w="2596" w:type="dxa"/>
+            <w:hideMark/>
+          </w:tcPr>
+          <w:p>
+            <w:hyperlink r:id="rId17" w:history="1">
+              <w:r>
+                <w:rPr>
+                  <w:rStyle w:val="Hyperlink"/>
+                </w:rPr>
+                <w:t>Bootstrap · The most popular HTML, CSS, and JS library in the world.</w:t>
+              </w:r>
+            </w:hyperlink>
+          </w:p>
+        </w:tc>
+        <w:tc>
+          <w:tcPr>
+            <w:tcW w:w="2011" w:type="dxa"/>
+            <w:hideMark/>
+          </w:tcPr>
+          <w:p>
+            <w:r>
+              <w:t>20/04/2026</w:t>
+            </w:r>
+          </w:p>
+        </w:tc>
+      </w:tr>
+      <w:tr>
+        <w:tc>
+          <w:tcPr>
+            <w:tcW w:w="2148" w:type="dxa"/>
+            <w:hideMark/>
+          </w:tcPr>
+          <w:p>
+            <w:r>
+              <w:t>Inter Font</w:t>
+            </w:r>
+          </w:p>
+        </w:tc>
+        <w:tc>
+          <w:tcPr>
+            <w:tcW w:w="2261" w:type="dxa"/>
+            <w:hideMark/>
+          </w:tcPr>
+          <w:p>
+            <w:r>
+              <w:t>Primary font used across all pages as specified in the design documents</w:t>
+            </w:r>
+          </w:p>
+        </w:tc>
+        <w:tc>
+          <w:tcPr>
+            <w:tcW w:w="2596" w:type="dxa"/>
+            <w:hideMark/>
+          </w:tcPr>
+          <w:p>
+            <w:hyperlink r:id="rId18" w:history="1">
+              <w:r>
+                <w:rPr>
+                  <w:rStyle w:val="Hyperlink"/>
+                </w:rPr>
+                <w:t>Inter - Google Fonts</w:t>
+              </w:r>
+            </w:hyperlink>
+          </w:p>
+        </w:tc>
+        <w:tc>
+          <w:tcPr>
+            <w:tcW w:w="2011" w:type="dxa"/>
+            <w:hideMark/>
+          </w:tcPr>
+          <w:p>
+            <w:r>
+              <w:t>20/04/2026</w:t>
+            </w:r>
+          </w:p>
+        </w:tc>
+      </w:tr>
+      <w:tr>
+        <w:tc>
+          <w:tcPr>
+            <w:tcW w:w="2148" w:type="dxa"/>
+            <w:hideMark/>
+          </w:tcPr>
+          <w:p>
+            <w:r>
+              <w:t>Web Speech API</w:t>
+            </w:r>
+          </w:p>
+        </w:tc>
+        <w:tc>
+          <w:tcPr>
+            <w:tcW w:w="2261" w:type="dxa"/>
+            <w:hideMark/>
+          </w:tcPr>
+          <w:p>
+            <w:r>
+              <w:t>Used to implement the Text to Speech accessibility feature</w:t>
+            </w:r>
+          </w:p>
+        </w:tc>
+        <w:tc>
+          <w:tcPr>
+            <w:tcW w:w="2596" w:type="dxa"/>
+            <w:hideMark/>
+          </w:tcPr>
+          <w:p>
+            <w:hyperlink r:id="rId19" w:history="1">
+              <w:proofErr w:type="spellStart"/>
+              <w:r>
+                <w:rPr>
+                  <w:rStyle w:val="Hyperlink"/>
+                </w:rPr>
+                <w:t>SpeechSynthesisUtterance</w:t>
+              </w:r>
+              <w:proofErr w:type="spellEnd"/>
+              <w:r>
+                <w:rPr>
+                  <w:rStyle w:val="Hyperlink"/>
+                </w:rPr>
+                <w:t xml:space="preserve"> - Web APIs | MDN</w:t>
+              </w:r>
+            </w:hyperlink>
+          </w:p>
+        </w:tc>
+        <w:tc>
+          <w:tcPr>
+            <w:tcW w:w="2011" w:type="dxa"/>
+            <w:hideMark/>
+          </w:tcPr>
+          <w:p>
+            <w:r>
+              <w:t>22/04/2026</w:t>
+            </w:r>
+          </w:p>
+        </w:tc>
+      </w:tr>
+      <w:tr>
+        <w:tc>
+          <w:tcPr>
+            <w:tcW w:w="2148" w:type="dxa"/>
+            <w:hideMark/>
+          </w:tcPr>
+          <w:p>
+            <w:r>
+              <w:t>ASP.NET Core Docs</w:t>
+            </w:r>
+          </w:p>
+        </w:tc>
+        <w:tc>
+          <w:tcPr>
+            <w:tcW w:w="2261" w:type="dxa"/>
+            <w:hideMark/>
+          </w:tcPr>
+          <w:p>
+            <w:r>
+              <w:t>Reference documentation used for MVC, Identity and Entity Framework implementation</w:t>
+            </w:r>
+          </w:p>
+        </w:tc>
+        <w:tc>
+          <w:tcPr>
+            <w:tcW w:w="2596" w:type="dxa"/>
+            <w:hideMark/>
+          </w:tcPr>
+          <w:p>
+            <w:hyperlink r:id="rId20" w:history="1">
+              <w:r>
+                <w:rPr>
+                  <w:rStyle w:val="Hyperlink"/>
+                </w:rPr>
+                <w:t>ASP.NET documentation | Microsoft Learn</w:t>
+              </w:r>
+            </w:hyperlink>
+          </w:p>
+        </w:tc>
+        <w:tc>
+          <w:tcPr>
+            <w:tcW w:w="2011" w:type="dxa"/>
+            <w:hideMark/>
+          </w:tcPr>
+          <w:p>
+            <w:r>
+              <w:t>20/04/2026</w:t>
+            </w:r>
+          </w:p>
         </w:tc>
       </w:tr>
     </w:tbl>
-    <w:p/>
     <w:p/>
     <w:sectPr>
       <w:pgSz w:w="11906" w:h="16838"/>
       <w:pgMar w:top="1440" w:right="1440" w:bottom="1440" w:left="1440" w:header="708" w:footer="708" w:gutter="0"/>
+      <w:pgNumType w:start="0"/>
       <w:cols w:space="708"/>
+      <w:titlePg/>
       <w:docGrid w:linePitch="360"/>
     </w:sectPr>
   </w:body>
@@ -637,6 +1799,43 @@
         <w:insideV w:val="single" w:sz="4" w:space="0" w:color="auto"/>
       </w:tblBorders>
     </w:tblPr>
+  </w:style>
+  <w:style w:type="paragraph" w:styleId="NoSpacing">
+    <w:name w:val="No Spacing"/>
+    <w:link w:val="NoSpacingChar"/>
+    <w:uiPriority w:val="1"/>
+    <w:qFormat/>
+    <w:rsid w:val="00F408F9"/>
+    <w:pPr>
+      <w:spacing w:after="0" w:line="240" w:lineRule="auto"/>
+    </w:pPr>
+    <w:rPr>
+      <w:rFonts w:eastAsiaTheme="minorEastAsia"/>
+      <w:lang w:eastAsia="en-GB"/>
+    </w:rPr>
+  </w:style>
+  <w:style w:type="character" w:customStyle="1" w:styleId="NoSpacingChar">
+    <w:name w:val="No Spacing Char"/>
+    <w:basedOn w:val="DefaultParagraphFont"/>
+    <w:link w:val="NoSpacing"/>
+    <w:uiPriority w:val="1"/>
+    <w:rsid w:val="00F408F9"/>
+    <w:rPr>
+      <w:rFonts w:eastAsiaTheme="minorEastAsia"/>
+      <w:lang w:eastAsia="en-GB"/>
+    </w:rPr>
+  </w:style>
+  <w:style w:type="character" w:styleId="Hyperlink">
+    <w:name w:val="Hyperlink"/>
+    <w:basedOn w:val="DefaultParagraphFont"/>
+    <w:uiPriority w:val="99"/>
+    <w:semiHidden/>
+    <w:unhideWhenUsed/>
+    <w:rsid w:val="00A91BE6"/>
+    <w:rPr>
+      <w:color w:val="0000FF"/>
+      <w:u w:val="single"/>
+    </w:rPr>
   </w:style>
 </w:styles>
 </file>
@@ -1200,15 +2399,8 @@
 <file path=customXml/itemProps3.xml><?xml version="1.0" encoding="utf-8"?>
 <ds:datastoreItem xmlns:ds="http://schemas.openxmlformats.org/officeDocument/2006/customXml" ds:itemID="{AE2A3185-8767-4878-A81A-1057B66FE33B}">
   <ds:schemaRefs>
-    <ds:schemaRef ds:uri="http://www.w3.org/XML/1998/namespace"/>
-    <ds:schemaRef ds:uri="http://schemas.microsoft.com/office/2006/documentManagement/types"/>
-    <ds:schemaRef ds:uri="http://purl.org/dc/dcmitype/"/>
-    <ds:schemaRef ds:uri="http://purl.org/dc/terms/"/>
     <ds:schemaRef ds:uri="http://schemas.microsoft.com/office/2006/metadata/properties"/>
     <ds:schemaRef ds:uri="http://schemas.microsoft.com/office/infopath/2007/PartnerControls"/>
-    <ds:schemaRef ds:uri="http://purl.org/dc/elements/1.1/"/>
-    <ds:schemaRef ds:uri="http://schemas.openxmlformats.org/package/2006/metadata/core-properties"/>
-    <ds:schemaRef ds:uri="e0aebca0-090b-4af8-98ba-5797179d3e9a"/>
     <ds:schemaRef ds:uri="0399ea55-a39e-4834-8b03-d5f211c695e6"/>
   </ds:schemaRefs>
 </ds:datastoreItem>
